--- a/testakten/insolvenz-asset-deal-chaincortex-ai-berlin/10_closing-memorandum.docx
+++ b/testakten/insolvenz-asset-deal-chaincortex-ai-berlin/10_closing-memorandum.docx
@@ -3,25 +3,52 @@
 <w:document xmlns:wpc="http://schemas.microsoft.com/office/word/2010/wordprocessingCanvas" xmlns:mo="http://schemas.microsoft.com/office/mac/office/2008/main" xmlns:mc="http://schemas.openxmlformats.org/markup-compatibility/2006" xmlns:mv="urn:schemas-microsoft-com:mac:vml" xmlns:o="urn:schemas-microsoft-com:office:office" xmlns:r="http://schemas.openxmlformats.org/officeDocument/2006/relationships" xmlns:m="http://schemas.openxmlformats.org/officeDocument/2006/math" xmlns:v="urn:schemas-microsoft-com:vml" xmlns:wp14="http://schemas.microsoft.com/office/word/2010/wordprocessingDrawing" xmlns:wp="http://schemas.openxmlformats.org/drawingml/2006/wordprocessingDrawing" xmlns:w10="urn:schemas-microsoft-com:office:word" xmlns:w="http://schemas.openxmlformats.org/wordprocessingml/2006/main" xmlns:w14="http://schemas.microsoft.com/office/word/2010/wordml" xmlns:wpg="http://schemas.microsoft.com/office/word/2010/wordprocessingGroup" xmlns:wpi="http://schemas.microsoft.com/office/word/2010/wordprocessingInk" xmlns:wne="http://schemas.microsoft.com/office/word/2006/wordml" xmlns:wps="http://schemas.microsoft.com/office/word/2010/wordprocessingShape" mc:Ignorable="w14 wp14">
   <w:body>
     <w:p>
+      <w:r>
+        <w:rPr>
+          <w:b/>
+          <w:color w:val="1F3C54"/>
+          <w:sz w:val="25"/>
+        </w:rPr>
+        <w:t>Vorberg + Steinhausen Rechtsanwälte mbB</w:t>
+      </w:r>
+    </w:p>
+    <w:p>
+      <w:pPr>
+        <w:spacing w:after="160"/>
+      </w:pPr>
+      <w:r>
+        <w:t>Kurfürstendamm 213, 10719 Berlin · Insolvenzverwaltung</w:t>
+      </w:r>
+    </w:p>
+    <w:p>
+      <w:r>
+        <w:rPr>
+          <w:color w:val="555555"/>
+          <w:sz w:val="18"/>
+        </w:rPr>
+        <w:t>AG Charlottenburg 36 IN 1342/26 · Closing-Vermerk · Datum: 01. Juli 2026</w:t>
+      </w:r>
+    </w:p>
+    <w:p/>
+    <w:p>
       <w:pPr>
         <w:pStyle w:val="Heading1"/>
       </w:pPr>
       <w:r>
-        <w:rPr>
-          <w:rFonts w:ascii="Times New Roman" w:hAnsi="Times New Roman"/>
-        </w:rPr>
-        <w:t>10 — Closing-Memorandum vom 01.07.2026</w:t>
+        <w:t>Closing-Memorandum Asset Deal ChainCortex</w:t>
       </w:r>
     </w:p>
     <w:p>
-      <w:pPr>
-        <w:ind w:left="567"/>
-      </w:pPr>
       <w:r>
         <w:rPr>
-          <w:i/>
+          <w:b/>
         </w:rPr>
-        <w:t>Auftrag: Dokumentation des Vollzugs (Closing) der Asset-Deal-Transaktion zum Übernahmestichtag 01.07.2026, 00:00 Uhr. Verfasser: RA Dr. Konrad Vorberg, RA Mathis Reuter; Adressat: Gläubigerausschuss, AG Charlottenburg, Steuerberater Inkermann. Datum: 01.07.2026, 18:30 Uhr.</w:t>
+        <w:t>Betreff: Vollzug des Asset-Purchase-Agreement mit Voracis Ventures GmbH zum 01. Juli 2026, 00:00 Uhr.</w:t>
+      </w:r>
+    </w:p>
+    <w:p>
+      <w:r>
+        <w:t>Der Vollzug wurde am 01. Juli 2026 um 10:35 Uhr telefonisch zwischen Dr. Vorberg, RA Mathis Reuter, der Erwerberseite und dem Treuhandkonto der Notarin bestätigt. Die Zahlung des Barkaufpreises ist auf dem Anderkonto eingegangen.</w:t>
       </w:r>
     </w:p>
     <w:p>
@@ -29,916 +56,12 @@
         <w:pStyle w:val="Heading2"/>
       </w:pPr>
       <w:r>
-        <w:rPr>
-          <w:rFonts w:ascii="Times New Roman" w:hAnsi="Times New Roman"/>
-        </w:rPr>
-        <w:t>A. Closing-Bedingungen (Conditions Precedent) — Erfüllung</w:t>
-      </w:r>
-    </w:p>
-    <w:tbl>
-      <w:tblPr>
-        <w:tblStyle w:val="TableGrid"/>
-        <w:tblW w:type="auto" w:w="0"/>
-        <w:tblLook w:firstColumn="1" w:firstRow="1" w:lastColumn="0" w:lastRow="0" w:noHBand="0" w:noVBand="1" w:val="04A0"/>
-      </w:tblPr>
-      <w:tblGrid>
-        <w:gridCol w:w="3024"/>
-        <w:gridCol w:w="3024"/>
-        <w:gridCol w:w="3024"/>
-      </w:tblGrid>
-      <w:tr>
-        <w:tc>
-          <w:tcPr>
-            <w:tcW w:type="dxa" w:w="3024"/>
-          </w:tcPr>
-          <w:p>
-            <w:r>
-              <w:rPr>
-                <w:rFonts w:ascii="Times New Roman" w:hAnsi="Times New Roman"/>
-                <w:b/>
-                <w:sz w:val="20"/>
-              </w:rPr>
-              <w:t>Bedingung</w:t>
-            </w:r>
-          </w:p>
-        </w:tc>
-        <w:tc>
-          <w:tcPr>
-            <w:tcW w:type="dxa" w:w="3024"/>
-          </w:tcPr>
-          <w:p>
-            <w:r>
-              <w:rPr>
-                <w:rFonts w:ascii="Times New Roman" w:hAnsi="Times New Roman"/>
-                <w:b/>
-                <w:sz w:val="20"/>
-              </w:rPr>
-              <w:t>Status</w:t>
-            </w:r>
-          </w:p>
-        </w:tc>
-        <w:tc>
-          <w:tcPr>
-            <w:tcW w:type="dxa" w:w="3024"/>
-          </w:tcPr>
-          <w:p>
-            <w:r>
-              <w:rPr>
-                <w:rFonts w:ascii="Times New Roman" w:hAnsi="Times New Roman"/>
-                <w:b/>
-                <w:sz w:val="20"/>
-              </w:rPr>
-              <w:t>Beleg</w:t>
-            </w:r>
-          </w:p>
-        </w:tc>
-      </w:tr>
-      <w:tr>
-        <w:tc>
-          <w:tcPr>
-            <w:tcW w:type="dxa" w:w="3024"/>
-          </w:tcPr>
-          <w:p>
-            <w:r>
-              <w:rPr>
-                <w:rFonts w:ascii="Times New Roman" w:hAnsi="Times New Roman"/>
-                <w:sz w:val="20"/>
-              </w:rPr>
-              <w:t>Gläubigerausschuss-Beschluss (§ 160 II Nr. 1 InsO)</w:t>
-            </w:r>
-          </w:p>
-        </w:tc>
-        <w:tc>
-          <w:tcPr>
-            <w:tcW w:type="dxa" w:w="3024"/>
-          </w:tcPr>
-          <w:p>
-            <w:r>
-              <w:rPr>
-                <w:rFonts w:ascii="Times New Roman" w:hAnsi="Times New Roman"/>
-                <w:sz w:val="20"/>
-              </w:rPr>
-              <w:t>✅ erfüllt</w:t>
-            </w:r>
-          </w:p>
-        </w:tc>
-        <w:tc>
-          <w:tcPr>
-            <w:tcW w:type="dxa" w:w="3024"/>
-          </w:tcPr>
-          <w:p>
-            <w:r>
-              <w:rPr>
-                <w:rFonts w:ascii="Times New Roman" w:hAnsi="Times New Roman"/>
-                <w:sz w:val="20"/>
-              </w:rPr>
-              <w:t>Beschluss vom 17.06.2026, einstimmig (Beleg: Protokoll der Sitzung, beA-Aktenzeichen)</w:t>
-            </w:r>
-          </w:p>
-        </w:tc>
-      </w:tr>
-      <w:tr>
-        <w:tc>
-          <w:tcPr>
-            <w:tcW w:type="dxa" w:w="3024"/>
-          </w:tcPr>
-          <w:p>
-            <w:r>
-              <w:rPr>
-                <w:rFonts w:ascii="Times New Roman" w:hAnsi="Times New Roman"/>
-                <w:sz w:val="20"/>
-              </w:rPr>
-              <w:t>Unterzeichnetes APA</w:t>
-            </w:r>
-          </w:p>
-        </w:tc>
-        <w:tc>
-          <w:tcPr>
-            <w:tcW w:type="dxa" w:w="3024"/>
-          </w:tcPr>
-          <w:p>
-            <w:r>
-              <w:rPr>
-                <w:rFonts w:ascii="Times New Roman" w:hAnsi="Times New Roman"/>
-                <w:sz w:val="20"/>
-              </w:rPr>
-              <w:t>✅ erfüllt</w:t>
-            </w:r>
-          </w:p>
-        </w:tc>
-        <w:tc>
-          <w:tcPr>
-            <w:tcW w:type="dxa" w:w="3024"/>
-          </w:tcPr>
-          <w:p>
-            <w:r>
-              <w:rPr>
-                <w:rFonts w:ascii="Times New Roman" w:hAnsi="Times New Roman"/>
-                <w:sz w:val="20"/>
-              </w:rPr>
-              <w:t>Unterzeichnung am 25.06.2026 in den Räumen Vorberg + Steinhausen</w:t>
-            </w:r>
-          </w:p>
-        </w:tc>
-      </w:tr>
-      <w:tr>
-        <w:tc>
-          <w:tcPr>
-            <w:tcW w:type="dxa" w:w="3024"/>
-          </w:tcPr>
-          <w:p>
-            <w:r>
-              <w:rPr>
-                <w:rFonts w:ascii="Times New Roman" w:hAnsi="Times New Roman"/>
-                <w:sz w:val="20"/>
-              </w:rPr>
-              <w:t>Kaufpreiszahlung 400.000,00 EUR</w:t>
-            </w:r>
-          </w:p>
-        </w:tc>
-        <w:tc>
-          <w:tcPr>
-            <w:tcW w:type="dxa" w:w="3024"/>
-          </w:tcPr>
-          <w:p>
-            <w:r>
-              <w:rPr>
-                <w:rFonts w:ascii="Times New Roman" w:hAnsi="Times New Roman"/>
-                <w:sz w:val="20"/>
-              </w:rPr>
-              <w:t>✅ erfüllt</w:t>
-            </w:r>
-          </w:p>
-        </w:tc>
-        <w:tc>
-          <w:tcPr>
-            <w:tcW w:type="dxa" w:w="3024"/>
-          </w:tcPr>
-          <w:p>
-            <w:r>
-              <w:rPr>
-                <w:rFonts w:ascii="Times New Roman" w:hAnsi="Times New Roman"/>
-                <w:sz w:val="20"/>
-              </w:rPr>
-              <w:t>Eingang am Treuhandkonto am 30.06.2026, 09:14 Uhr (Beleg: Kontoauszug)</w:t>
-            </w:r>
-          </w:p>
-        </w:tc>
-      </w:tr>
-      <w:tr>
-        <w:tc>
-          <w:tcPr>
-            <w:tcW w:type="dxa" w:w="3024"/>
-          </w:tcPr>
-          <w:p>
-            <w:r>
-              <w:rPr>
-                <w:rFonts w:ascii="Times New Roman" w:hAnsi="Times New Roman"/>
-                <w:sz w:val="20"/>
-              </w:rPr>
-              <w:t>Datenschutz-Information § 14 DSGVO Privatkunden</w:t>
-            </w:r>
-          </w:p>
-        </w:tc>
-        <w:tc>
-          <w:tcPr>
-            <w:tcW w:type="dxa" w:w="3024"/>
-          </w:tcPr>
-          <w:p>
-            <w:r>
-              <w:rPr>
-                <w:rFonts w:ascii="Times New Roman" w:hAnsi="Times New Roman"/>
-                <w:sz w:val="20"/>
-              </w:rPr>
-              <w:t>✅ erfüllt</w:t>
-            </w:r>
-          </w:p>
-        </w:tc>
-        <w:tc>
-          <w:tcPr>
-            <w:tcW w:type="dxa" w:w="3024"/>
-          </w:tcPr>
-          <w:p>
-            <w:r>
-              <w:rPr>
-                <w:rFonts w:ascii="Times New Roman" w:hAnsi="Times New Roman"/>
-                <w:sz w:val="20"/>
-              </w:rPr>
-              <w:t>Versand 18.06.2026, 30-Tagesfrist läuft bis 17.07.2026 (siehe unten Hinweis 3.)</w:t>
-            </w:r>
-          </w:p>
-        </w:tc>
-      </w:tr>
-      <w:tr>
-        <w:tc>
-          <w:tcPr>
-            <w:tcW w:type="dxa" w:w="3024"/>
-          </w:tcPr>
-          <w:p>
-            <w:r>
-              <w:rPr>
-                <w:rFonts w:ascii="Times New Roman" w:hAnsi="Times New Roman"/>
-                <w:sz w:val="20"/>
-              </w:rPr>
-              <w:t>§ 613a V BGB-Unterrichtung AN</w:t>
-            </w:r>
-          </w:p>
-        </w:tc>
-        <w:tc>
-          <w:tcPr>
-            <w:tcW w:type="dxa" w:w="3024"/>
-          </w:tcPr>
-          <w:p>
-            <w:r>
-              <w:rPr>
-                <w:rFonts w:ascii="Times New Roman" w:hAnsi="Times New Roman"/>
-                <w:sz w:val="20"/>
-              </w:rPr>
-              <w:t>✅ erfüllt</w:t>
-            </w:r>
-          </w:p>
-        </w:tc>
-        <w:tc>
-          <w:tcPr>
-            <w:tcW w:type="dxa" w:w="3024"/>
-          </w:tcPr>
-          <w:p>
-            <w:r>
-              <w:rPr>
-                <w:rFonts w:ascii="Times New Roman" w:hAnsi="Times New Roman"/>
-                <w:sz w:val="20"/>
-              </w:rPr>
-              <w:t>Versand 02.06.2026; bis 30.06.2026 sind 9 von 10 Unterrichtungen ohne Widerspruch geblieben; 1 Unterrichtung Widerspruch (siehe unten Hinweis 1.)</w:t>
-            </w:r>
-          </w:p>
-        </w:tc>
-      </w:tr>
-      <w:tr>
-        <w:tc>
-          <w:tcPr>
-            <w:tcW w:type="dxa" w:w="3024"/>
-          </w:tcPr>
-          <w:p>
-            <w:r>
-              <w:rPr>
-                <w:rFonts w:ascii="Times New Roman" w:hAnsi="Times New Roman"/>
-                <w:sz w:val="20"/>
-              </w:rPr>
-              <w:t>Marken-Umschreibungsanträge DPMA (vorbereitet)</w:t>
-            </w:r>
-          </w:p>
-        </w:tc>
-        <w:tc>
-          <w:tcPr>
-            <w:tcW w:type="dxa" w:w="3024"/>
-          </w:tcPr>
-          <w:p>
-            <w:r>
-              <w:rPr>
-                <w:rFonts w:ascii="Times New Roman" w:hAnsi="Times New Roman"/>
-                <w:sz w:val="20"/>
-              </w:rPr>
-              <w:t>✅ erfüllt</w:t>
-            </w:r>
-          </w:p>
-        </w:tc>
-        <w:tc>
-          <w:tcPr>
-            <w:tcW w:type="dxa" w:w="3024"/>
-          </w:tcPr>
-          <w:p>
-            <w:r>
-              <w:rPr>
-                <w:rFonts w:ascii="Times New Roman" w:hAnsi="Times New Roman"/>
-                <w:sz w:val="20"/>
-              </w:rPr>
-              <w:t>Anträge ausgefüllt, Versand 02.07.2026</w:t>
-            </w:r>
-          </w:p>
-        </w:tc>
-      </w:tr>
-      <w:tr>
-        <w:tc>
-          <w:tcPr>
-            <w:tcW w:type="dxa" w:w="3024"/>
-          </w:tcPr>
-          <w:p>
-            <w:r>
-              <w:rPr>
-                <w:rFonts w:ascii="Times New Roman" w:hAnsi="Times New Roman"/>
-                <w:sz w:val="20"/>
-              </w:rPr>
-              <w:t>GitHub-Owner-Transfer</w:t>
-            </w:r>
-          </w:p>
-        </w:tc>
-        <w:tc>
-          <w:tcPr>
-            <w:tcW w:type="dxa" w:w="3024"/>
-          </w:tcPr>
-          <w:p>
-            <w:r>
-              <w:rPr>
-                <w:rFonts w:ascii="Times New Roman" w:hAnsi="Times New Roman"/>
-                <w:sz w:val="20"/>
-              </w:rPr>
-              <w:t>✅ erfüllt</w:t>
-            </w:r>
-          </w:p>
-        </w:tc>
-        <w:tc>
-          <w:tcPr>
-            <w:tcW w:type="dxa" w:w="3024"/>
-          </w:tcPr>
-          <w:p>
-            <w:r>
-              <w:rPr>
-                <w:rFonts w:ascii="Times New Roman" w:hAnsi="Times New Roman"/>
-                <w:sz w:val="20"/>
-              </w:rPr>
-              <w:t>Transfer 01.07.2026, 06:00 Uhr (UTC); Bestätigungsmail GitHub</w:t>
-            </w:r>
-          </w:p>
-        </w:tc>
-      </w:tr>
-      <w:tr>
-        <w:tc>
-          <w:tcPr>
-            <w:tcW w:type="dxa" w:w="3024"/>
-          </w:tcPr>
-          <w:p>
-            <w:r>
-              <w:rPr>
-                <w:rFonts w:ascii="Times New Roman" w:hAnsi="Times New Roman"/>
-                <w:sz w:val="20"/>
-              </w:rPr>
-              <w:t>AWS-Account-Übergabe</w:t>
-            </w:r>
-          </w:p>
-        </w:tc>
-        <w:tc>
-          <w:tcPr>
-            <w:tcW w:type="dxa" w:w="3024"/>
-          </w:tcPr>
-          <w:p>
-            <w:r>
-              <w:rPr>
-                <w:rFonts w:ascii="Times New Roman" w:hAnsi="Times New Roman"/>
-                <w:sz w:val="20"/>
-              </w:rPr>
-              <w:t>⏳ teilweise</w:t>
-            </w:r>
-          </w:p>
-        </w:tc>
-        <w:tc>
-          <w:tcPr>
-            <w:tcW w:type="dxa" w:w="3024"/>
-          </w:tcPr>
-          <w:p>
-            <w:r>
-              <w:rPr>
-                <w:rFonts w:ascii="Times New Roman" w:hAnsi="Times New Roman"/>
-                <w:sz w:val="20"/>
-              </w:rPr>
-              <w:t>Migration in 2 Tranchen — Tranche 1 (Storage) bereits 30.06.2026, Tranche 2 (Compute) 04.07.2026</w:t>
-            </w:r>
-          </w:p>
-        </w:tc>
-      </w:tr>
-      <w:tr>
-        <w:tc>
-          <w:tcPr>
-            <w:tcW w:type="dxa" w:w="3024"/>
-          </w:tcPr>
-          <w:p>
-            <w:r>
-              <w:rPr>
-                <w:rFonts w:ascii="Times New Roman" w:hAnsi="Times New Roman"/>
-                <w:sz w:val="20"/>
-              </w:rPr>
-              <w:t>Cloud-Hosting-Übergabe AWS</w:t>
-            </w:r>
-          </w:p>
-        </w:tc>
-        <w:tc>
-          <w:tcPr>
-            <w:tcW w:type="dxa" w:w="3024"/>
-          </w:tcPr>
-          <w:p>
-            <w:r>
-              <w:rPr>
-                <w:rFonts w:ascii="Times New Roman" w:hAnsi="Times New Roman"/>
-                <w:sz w:val="20"/>
-              </w:rPr>
-              <w:t>⏳ teilweise</w:t>
-            </w:r>
-          </w:p>
-        </w:tc>
-        <w:tc>
-          <w:tcPr>
-            <w:tcW w:type="dxa" w:w="3024"/>
-          </w:tcPr>
-          <w:p>
-            <w:r>
-              <w:rPr>
-                <w:rFonts w:ascii="Times New Roman" w:hAnsi="Times New Roman"/>
-                <w:sz w:val="20"/>
-              </w:rPr>
-              <w:t>siehe oben — Vertrag mit Voracis schon übergeleitet, Compute-Migration läuft</w:t>
-            </w:r>
-          </w:p>
-        </w:tc>
-      </w:tr>
-    </w:tbl>
-    <w:p>
-      <w:pPr>
-        <w:pStyle w:val="Heading2"/>
-      </w:pPr>
-      <w:r>
-        <w:rPr>
-          <w:rFonts w:ascii="Times New Roman" w:hAnsi="Times New Roman"/>
-        </w:rPr>
-        <w:t>B. Vollzugshandlungen am 01.07.2026, 00:00-12:00 Uhr</w:t>
-      </w:r>
-    </w:p>
-    <w:tbl>
-      <w:tblPr>
-        <w:tblStyle w:val="TableGrid"/>
-        <w:tblW w:type="auto" w:w="0"/>
-        <w:tblLook w:firstColumn="1" w:firstRow="1" w:lastColumn="0" w:lastRow="0" w:noHBand="0" w:noVBand="1" w:val="04A0"/>
-      </w:tblPr>
-      <w:tblGrid>
-        <w:gridCol w:w="3024"/>
-        <w:gridCol w:w="3024"/>
-        <w:gridCol w:w="3024"/>
-      </w:tblGrid>
-      <w:tr>
-        <w:tc>
-          <w:tcPr>
-            <w:tcW w:type="dxa" w:w="3024"/>
-          </w:tcPr>
-          <w:p>
-            <w:r>
-              <w:rPr>
-                <w:rFonts w:ascii="Times New Roman" w:hAnsi="Times New Roman"/>
-                <w:b/>
-                <w:sz w:val="20"/>
-              </w:rPr>
-              <w:t>Zeitpunkt</w:t>
-            </w:r>
-          </w:p>
-        </w:tc>
-        <w:tc>
-          <w:tcPr>
-            <w:tcW w:type="dxa" w:w="3024"/>
-          </w:tcPr>
-          <w:p>
-            <w:r>
-              <w:rPr>
-                <w:rFonts w:ascii="Times New Roman" w:hAnsi="Times New Roman"/>
-                <w:b/>
-                <w:sz w:val="20"/>
-              </w:rPr>
-              <w:t>Handlung</w:t>
-            </w:r>
-          </w:p>
-        </w:tc>
-        <w:tc>
-          <w:tcPr>
-            <w:tcW w:type="dxa" w:w="3024"/>
-          </w:tcPr>
-          <w:p>
-            <w:r>
-              <w:rPr>
-                <w:rFonts w:ascii="Times New Roman" w:hAnsi="Times New Roman"/>
-                <w:b/>
-                <w:sz w:val="20"/>
-              </w:rPr>
-              <w:t>Verantwortlich</w:t>
-            </w:r>
-          </w:p>
-        </w:tc>
-      </w:tr>
-      <w:tr>
-        <w:tc>
-          <w:tcPr>
-            <w:tcW w:type="dxa" w:w="3024"/>
-          </w:tcPr>
-          <w:p>
-            <w:r>
-              <w:rPr>
-                <w:rFonts w:ascii="Times New Roman" w:hAnsi="Times New Roman"/>
-                <w:sz w:val="20"/>
-              </w:rPr>
-              <w:t>00:00</w:t>
-            </w:r>
-          </w:p>
-        </w:tc>
-        <w:tc>
-          <w:tcPr>
-            <w:tcW w:type="dxa" w:w="3024"/>
-          </w:tcPr>
-          <w:p>
-            <w:r>
-              <w:rPr>
-                <w:rFonts w:ascii="Times New Roman" w:hAnsi="Times New Roman"/>
-                <w:sz w:val="20"/>
-              </w:rPr>
-              <w:t>Übernahmestichtag — Eigentum/Inhaberschaft an Kaufgegenständen geht auf Käufer über</w:t>
-            </w:r>
-          </w:p>
-        </w:tc>
-        <w:tc>
-          <w:tcPr>
-            <w:tcW w:type="dxa" w:w="3024"/>
-          </w:tcPr>
-          <w:p>
-            <w:r>
-              <w:rPr>
-                <w:rFonts w:ascii="Times New Roman" w:hAnsi="Times New Roman"/>
-                <w:sz w:val="20"/>
-              </w:rPr>
-              <w:t>Recht</w:t>
-            </w:r>
-          </w:p>
-        </w:tc>
-      </w:tr>
-      <w:tr>
-        <w:tc>
-          <w:tcPr>
-            <w:tcW w:type="dxa" w:w="3024"/>
-          </w:tcPr>
-          <w:p>
-            <w:r>
-              <w:rPr>
-                <w:rFonts w:ascii="Times New Roman" w:hAnsi="Times New Roman"/>
-                <w:sz w:val="20"/>
-              </w:rPr>
-              <w:t>00:01</w:t>
-            </w:r>
-          </w:p>
-        </w:tc>
-        <w:tc>
-          <w:tcPr>
-            <w:tcW w:type="dxa" w:w="3024"/>
-          </w:tcPr>
-          <w:p>
-            <w:r>
-              <w:rPr>
-                <w:rFonts w:ascii="Times New Roman" w:hAnsi="Times New Roman"/>
-                <w:sz w:val="20"/>
-              </w:rPr>
-              <w:t>Voracis übernimmt Verarbeitungsverantwortung für die Kundendaten (mit den im DSGVO-Schreiben benannten Einschränkungen)</w:t>
-            </w:r>
-          </w:p>
-        </w:tc>
-        <w:tc>
-          <w:tcPr>
-            <w:tcW w:type="dxa" w:w="3024"/>
-          </w:tcPr>
-          <w:p>
-            <w:r>
-              <w:rPr>
-                <w:rFonts w:ascii="Times New Roman" w:hAnsi="Times New Roman"/>
-                <w:sz w:val="20"/>
-              </w:rPr>
-              <w:t>DSB Manderscheid</w:t>
-            </w:r>
-          </w:p>
-        </w:tc>
-      </w:tr>
-      <w:tr>
-        <w:tc>
-          <w:tcPr>
-            <w:tcW w:type="dxa" w:w="3024"/>
-          </w:tcPr>
-          <w:p>
-            <w:r>
-              <w:rPr>
-                <w:rFonts w:ascii="Times New Roman" w:hAnsi="Times New Roman"/>
-                <w:sz w:val="20"/>
-              </w:rPr>
-              <w:t>06:00 (UTC)</w:t>
-            </w:r>
-          </w:p>
-        </w:tc>
-        <w:tc>
-          <w:tcPr>
-            <w:tcW w:type="dxa" w:w="3024"/>
-          </w:tcPr>
-          <w:p>
-            <w:r>
-              <w:rPr>
-                <w:rFonts w:ascii="Times New Roman" w:hAnsi="Times New Roman"/>
-                <w:sz w:val="20"/>
-              </w:rPr>
-              <w:t>GitHub-Repo-Owner-Transfer (vorgespeichert; automatisierter Zeitpunkt)</w:t>
-            </w:r>
-          </w:p>
-        </w:tc>
-        <w:tc>
-          <w:tcPr>
-            <w:tcW w:type="dxa" w:w="3024"/>
-          </w:tcPr>
-          <w:p>
-            <w:r>
-              <w:rPr>
-                <w:rFonts w:ascii="Times New Roman" w:hAnsi="Times New Roman"/>
-                <w:sz w:val="20"/>
-              </w:rPr>
-              <w:t>Tech Voracis</w:t>
-            </w:r>
-          </w:p>
-        </w:tc>
-      </w:tr>
-      <w:tr>
-        <w:tc>
-          <w:tcPr>
-            <w:tcW w:type="dxa" w:w="3024"/>
-          </w:tcPr>
-          <w:p>
-            <w:r>
-              <w:rPr>
-                <w:rFonts w:ascii="Times New Roman" w:hAnsi="Times New Roman"/>
-                <w:sz w:val="20"/>
-              </w:rPr>
-              <w:t>08:00</w:t>
-            </w:r>
-          </w:p>
-        </w:tc>
-        <w:tc>
-          <w:tcPr>
-            <w:tcW w:type="dxa" w:w="3024"/>
-          </w:tcPr>
-          <w:p>
-            <w:r>
-              <w:rPr>
-                <w:rFonts w:ascii="Times New Roman" w:hAnsi="Times New Roman"/>
-                <w:sz w:val="20"/>
-              </w:rPr>
-              <w:t>Begrüßungs-Meeting der 10 übernommenen AN durch Dr. Hennings (Voracis, Kurfürstendamm 188)</w:t>
-            </w:r>
-          </w:p>
-        </w:tc>
-        <w:tc>
-          <w:tcPr>
-            <w:tcW w:type="dxa" w:w="3024"/>
-          </w:tcPr>
-          <w:p>
-            <w:r>
-              <w:rPr>
-                <w:rFonts w:ascii="Times New Roman" w:hAnsi="Times New Roman"/>
-                <w:sz w:val="20"/>
-              </w:rPr>
-              <w:t>Voracis HR</w:t>
-            </w:r>
-          </w:p>
-        </w:tc>
-      </w:tr>
-      <w:tr>
-        <w:tc>
-          <w:tcPr>
-            <w:tcW w:type="dxa" w:w="3024"/>
-          </w:tcPr>
-          <w:p>
-            <w:r>
-              <w:rPr>
-                <w:rFonts w:ascii="Times New Roman" w:hAnsi="Times New Roman"/>
-                <w:sz w:val="20"/>
-              </w:rPr>
-              <w:t>09:30</w:t>
-            </w:r>
-          </w:p>
-        </w:tc>
-        <w:tc>
-          <w:tcPr>
-            <w:tcW w:type="dxa" w:w="3024"/>
-          </w:tcPr>
-          <w:p>
-            <w:r>
-              <w:rPr>
-                <w:rFonts w:ascii="Times New Roman" w:hAnsi="Times New Roman"/>
-                <w:sz w:val="20"/>
-              </w:rPr>
-              <w:t>Übergabe der Hardware-Inventur (Notebooks etc., separater Vertragsvorgang)</w:t>
-            </w:r>
-          </w:p>
-        </w:tc>
-        <w:tc>
-          <w:tcPr>
-            <w:tcW w:type="dxa" w:w="3024"/>
-          </w:tcPr>
-          <w:p>
-            <w:r>
-              <w:rPr>
-                <w:rFonts w:ascii="Times New Roman" w:hAnsi="Times New Roman"/>
-                <w:sz w:val="20"/>
-              </w:rPr>
-              <w:t>RA Reuter / Voracis IT</w:t>
-            </w:r>
-          </w:p>
-        </w:tc>
-      </w:tr>
-      <w:tr>
-        <w:tc>
-          <w:tcPr>
-            <w:tcW w:type="dxa" w:w="3024"/>
-          </w:tcPr>
-          <w:p>
-            <w:r>
-              <w:rPr>
-                <w:rFonts w:ascii="Times New Roman" w:hAnsi="Times New Roman"/>
-                <w:sz w:val="20"/>
-              </w:rPr>
-              <w:t>11:00</w:t>
-            </w:r>
-          </w:p>
-        </w:tc>
-        <w:tc>
-          <w:tcPr>
-            <w:tcW w:type="dxa" w:w="3024"/>
-          </w:tcPr>
-          <w:p>
-            <w:r>
-              <w:rPr>
-                <w:rFonts w:ascii="Times New Roman" w:hAnsi="Times New Roman"/>
-                <w:sz w:val="20"/>
-              </w:rPr>
-              <w:t>Übergabe physischer Aktenlager (vertrauliche Dokumente)</w:t>
-            </w:r>
-          </w:p>
-        </w:tc>
-        <w:tc>
-          <w:tcPr>
-            <w:tcW w:type="dxa" w:w="3024"/>
-          </w:tcPr>
-          <w:p>
-            <w:r>
-              <w:rPr>
-                <w:rFonts w:ascii="Times New Roman" w:hAnsi="Times New Roman"/>
-                <w:sz w:val="20"/>
-              </w:rPr>
-              <w:t>RA Reuter / Voracis</w:t>
-            </w:r>
-          </w:p>
-        </w:tc>
-      </w:tr>
-      <w:tr>
-        <w:tc>
-          <w:tcPr>
-            <w:tcW w:type="dxa" w:w="3024"/>
-          </w:tcPr>
-          <w:p>
-            <w:r>
-              <w:rPr>
-                <w:rFonts w:ascii="Times New Roman" w:hAnsi="Times New Roman"/>
-                <w:sz w:val="20"/>
-              </w:rPr>
-              <w:t>12:00</w:t>
-            </w:r>
-          </w:p>
-        </w:tc>
-        <w:tc>
-          <w:tcPr>
-            <w:tcW w:type="dxa" w:w="3024"/>
-          </w:tcPr>
-          <w:p>
-            <w:r>
-              <w:rPr>
-                <w:rFonts w:ascii="Times New Roman" w:hAnsi="Times New Roman"/>
-                <w:sz w:val="20"/>
-              </w:rPr>
-              <w:t>Übergabe-Protokoll unterzeichnet, Cloud-Konten-Übergabe Tranche 1 verifiziert</w:t>
-            </w:r>
-          </w:p>
-        </w:tc>
-        <w:tc>
-          <w:tcPr>
-            <w:tcW w:type="dxa" w:w="3024"/>
-          </w:tcPr>
-          <w:p>
-            <w:r>
-              <w:rPr>
-                <w:rFonts w:ascii="Times New Roman" w:hAnsi="Times New Roman"/>
-                <w:sz w:val="20"/>
-              </w:rPr>
-              <w:t>beide Parteien</w:t>
-            </w:r>
-          </w:p>
-        </w:tc>
-      </w:tr>
-    </w:tbl>
-    <w:p>
-      <w:pPr>
-        <w:pStyle w:val="Heading2"/>
-      </w:pPr>
-      <w:r>
-        <w:rPr>
-          <w:rFonts w:ascii="Times New Roman" w:hAnsi="Times New Roman"/>
-        </w:rPr>
-        <w:t>C. Offene Punkte</w:t>
+        <w:t>Vollzugsvoraussetzungen</w:t>
       </w:r>
     </w:p>
     <w:p>
-      <w:pPr>
-        <w:pStyle w:val="ListNumber"/>
-      </w:pPr>
       <w:r>
-        <w:rPr>
-          <w:b/>
-        </w:rPr>
-        <w:t>AN-Widerspruch:</w:t>
-      </w:r>
-      <w:r>
-        <w:t xml:space="preserve"> Einer der 10 vorgesehenen Übernahme-AN hat am 28.06.2026 gem. § 613a VI BGB widersprochen (Frau Cordula Heelen, Backend-Engineer). Arbeitsverhältnis verbleibt zunächst bei der Schuldnerin (i. Ins.). Verwalter prüft § 113 InsO-Kündigung zum 31.10.2026 (mangels Beschäftigungsmöglichkeit). Voracis-Stellenplan bleibt unverändert.</w:t>
-      </w:r>
-    </w:p>
-    <w:p>
-      <w:pPr>
-        <w:pStyle w:val="ListNumber"/>
-      </w:pPr>
-      <w:r>
-        <w:rPr>
-          <w:b/>
-        </w:rPr>
-        <w:t>AWS-Compute-Migration:</w:t>
-      </w:r>
-      <w:r>
-        <w:t xml:space="preserve"> Übergabe in 2 Tranchen — Tranche 2 am 04.07.2026 mit Workload-Migration. Aufwand getragen Voracis; Verwalter unterstützt im Rahmen der § 8 APA-Mitwirkungsverpflichtung (16 PS).</w:t>
-      </w:r>
-    </w:p>
-    <w:p>
-      <w:pPr>
-        <w:pStyle w:val="ListNumber"/>
-      </w:pPr>
-      <w:r>
-        <w:rPr>
-          <w:b/>
-        </w:rPr>
-        <w:t>DSGVO-Widerspruchsfrist B2C:</w:t>
-      </w:r>
-      <w:r>
-        <w:t xml:space="preserve"> Läuft bis 17.07.2026. Bei Widerspruchs-Eingang innerhalb dieser Frist (kein Eingang Stand 01.07.2026, 18:30 Uhr) wird Voracis die jeweiligen Datensätze unverzüglich (innerhalb 7 Werktagen) löschen — siehe </w:t>
-      </w:r>
-      <w:r>
-        <w:t>11_…</w:t>
-      </w:r>
-      <w:r>
-        <w:t>.</w:t>
-      </w:r>
-    </w:p>
-    <w:p>
-      <w:pPr>
-        <w:pStyle w:val="ListNumber"/>
-      </w:pPr>
-      <w:r>
-        <w:rPr>
-          <w:b/>
-        </w:rPr>
-        <w:t>HR-Anzeige § 25 II HGB:</w:t>
-      </w:r>
-      <w:r>
-        <w:t xml:space="preserve"> Antrag durch Verwalter beim HR vorbereitet, Versand 02.07.2026.</w:t>
+        <w:t>Vorlagen lagen vor: Zustimmung des Gläubigerausschusses, unterschriebenes Asset-Purchase-Agreement, Arbeitnehmerunterrichtungen, Liste der übergehenden Verträge, Quellcode-Übergabeprotokoll, Datenschutz-Anschreiben an Bestandskunden und Inventarliste der Hardware.</w:t>
       </w:r>
     </w:p>
     <w:p>
@@ -946,53 +69,55 @@
         <w:pStyle w:val="Heading2"/>
       </w:pPr>
       <w:r>
-        <w:rPr>
-          <w:rFonts w:ascii="Times New Roman" w:hAnsi="Times New Roman"/>
-        </w:rPr>
-        <w:t>D. Bewertung</w:t>
+        <w:t>Offene Nachläufe</w:t>
+      </w:r>
+    </w:p>
+    <w:p>
+      <w:r>
+        <w:t>Noch offen sind die Rückmeldung dreier B2B-Kunden zur Vertragsüberleitung, die DPMA-Umschreibung der Marke ChainCortex, die Löschung einzelner Altzugänge des früheren CTO und die Abschlussmeldung an das Insolvenzgericht.</w:t>
       </w:r>
     </w:p>
     <w:p>
       <w:pPr>
-        <w:jc w:val="left"/>
+        <w:pStyle w:val="Heading2"/>
       </w:pPr>
       <w:r>
-        <w:t xml:space="preserve">Der Vollzug ist zum Übernahmestichtag im </w:t>
-      </w:r>
-      <w:r>
-        <w:rPr>
-          <w:b/>
-        </w:rPr>
-        <w:t>Wesentlichen erfolgreich</w:t>
-      </w:r>
-      <w:r>
-        <w:t xml:space="preserve"> abgeschlossen; die offenen Punkte (AWS-Tranche 2, DSGVO-Widerspruchsfrist, HR-Anzeige, AN-Widerspruch) sind in den nachfolgenden 30 Tagen abzuarbeiten.</w:t>
+        <w:t>Risikovermerk</w:t>
       </w:r>
     </w:p>
     <w:p>
-      <w:pPr>
-        <w:jc w:val="left"/>
-      </w:pPr>
       <w:r>
-        <w:t>Berlin, den 01.07.2026</w:t>
-      </w:r>
-    </w:p>
-    <w:p>
-      <w:pPr>
-        <w:jc w:val="left"/>
-      </w:pPr>
-      <w:r>
-        <w:t>RA Dr. Konrad Vorberg</w:t>
+        <w:t>Der Erwerber übernimmt keinen nicht dokumentierten Alt-Datensatz. Kundendaten werden nur für aktive Verträge übertragen. Für Alt-Leads und abgelaufene Testaccounts bleibt die Schuldnerin beziehungsweise die Masse verantwortlich, soweit Löschung oder Archivierung erforderlich ist.</w:t>
       </w:r>
     </w:p>
     <w:sectPr>
-      <w:pgSz w:w="11906" w:h="16838"/>
-      <w:pgMar w:top="1417" w:right="1417" w:bottom="1417" w:left="1417" w:header="720" w:footer="720" w:gutter="0"/>
+      <w:footerReference w:type="default" r:id="rId9"/>
+      <w:pgSz w:w="12240" w:h="15840"/>
+      <w:pgMar w:top="1134" w:right="1247" w:bottom="1020" w:left="1247" w:header="720" w:footer="720" w:gutter="0"/>
       <w:cols w:space="720"/>
       <w:docGrid w:linePitch="360"/>
     </w:sectPr>
   </w:body>
 </w:document>
+</file>
+
+<file path=word/footer1.xml><?xml version="1.0" encoding="utf-8"?>
+<w:ftr xmlns:m="http://schemas.openxmlformats.org/officeDocument/2006/math" xmlns:mc="http://schemas.openxmlformats.org/markup-compatibility/2006" xmlns:mo="http://schemas.microsoft.com/office/mac/office/2008/main" xmlns:mv="urn:schemas-microsoft-com:mac:vml" xmlns:o="urn:schemas-microsoft-com:office:office" xmlns:r="http://schemas.openxmlformats.org/officeDocument/2006/relationships" xmlns:v="urn:schemas-microsoft-com:vml" xmlns:w10="urn:schemas-microsoft-com:office:word" xmlns:w14="http://schemas.microsoft.com/office/word/2010/wordml" xmlns:w="http://schemas.openxmlformats.org/wordprocessingml/2006/main" xmlns:wne="http://schemas.microsoft.com/office/word/2006/wordml" xmlns:wp14="http://schemas.microsoft.com/office/word/2010/wordprocessingDrawing" xmlns:wp="http://schemas.openxmlformats.org/drawingml/2006/wordprocessingDrawing" xmlns:wpc="http://schemas.microsoft.com/office/word/2010/wordprocessingCanvas" xmlns:wpg="http://schemas.microsoft.com/office/word/2010/wordprocessingGroup" xmlns:wpi="http://schemas.microsoft.com/office/word/2010/wordprocessingInk" xmlns:wps="http://schemas.microsoft.com/office/word/2010/wordprocessingShape" mc:Ignorable="w14 wp14">
+  <w:p>
+    <w:pPr>
+      <w:pStyle w:val="Footer"/>
+      <w:jc w:val="center"/>
+    </w:pPr>
+    <w:r>
+      <w:rPr>
+        <w:rFonts w:ascii="Arial" w:hAnsi="Arial"/>
+        <w:color w:val="646464"/>
+        <w:sz w:val="16"/>
+      </w:rPr>
+      <w:t>Closing-Memo ChainCortex Asset Deal</w:t>
+    </w:r>
+  </w:p>
+</w:ftr>
 </file>
 
 <file path=word/numbering.xml><?xml version="1.0" encoding="utf-8"?>
@@ -1358,9 +483,12 @@
     <w:name w:val="Normal"/>
     <w:qFormat/>
     <w:rsid w:val="00FC693F"/>
+    <w:pPr>
+      <w:spacing w:after="100" w:line="259" w:lineRule="auto"/>
+    </w:pPr>
     <w:rPr>
-      <w:rFonts w:ascii="Times New Roman" w:hAnsi="Times New Roman"/>
-      <w:sz w:val="22"/>
+      <w:rFonts w:ascii="Arial" w:hAnsi="Arial" w:eastAsia="Arial"/>
+      <w:sz w:val="21"/>
     </w:rPr>
   </w:style>
   <w:style w:type="paragraph" w:styleId="Header">
@@ -1422,10 +550,11 @@
       <w:outlineLvl w:val="0"/>
     </w:pPr>
     <w:rPr>
-      <w:rFonts w:asciiTheme="majorHAnsi" w:eastAsiaTheme="majorEastAsia" w:hAnsiTheme="majorHAnsi" w:cstheme="majorBidi" w:ascii="Times New Roman" w:hAnsi="Times New Roman"/>
+      <w:rFonts w:asciiTheme="majorHAnsi" w:eastAsiaTheme="majorEastAsia" w:hAnsiTheme="majorHAnsi" w:cstheme="majorBidi" w:ascii="Arial" w:hAnsi="Arial" w:eastAsia="Arial"/>
       <w:b/>
       <w:bCs/>
-      <w:sz w:val="28"/>
+      <w:color w:val="1F3C54"/>
+      <w:sz w:val="30"/>
       <w:szCs w:val="28"/>
     </w:rPr>
   </w:style>
@@ -1445,9 +574,10 @@
       <w:outlineLvl w:val="1"/>
     </w:pPr>
     <w:rPr>
-      <w:rFonts w:asciiTheme="majorHAnsi" w:eastAsiaTheme="majorEastAsia" w:hAnsiTheme="majorHAnsi" w:cstheme="majorBidi" w:ascii="Times New Roman" w:hAnsi="Times New Roman"/>
+      <w:rFonts w:asciiTheme="majorHAnsi" w:eastAsiaTheme="majorEastAsia" w:hAnsiTheme="majorHAnsi" w:cstheme="majorBidi" w:ascii="Arial" w:hAnsi="Arial" w:eastAsia="Arial"/>
       <w:b/>
       <w:bCs/>
+      <w:color w:val="1F3C54"/>
       <w:sz w:val="24"/>
       <w:szCs w:val="26"/>
     </w:rPr>
@@ -1468,10 +598,10 @@
       <w:outlineLvl w:val="2"/>
     </w:pPr>
     <w:rPr>
-      <w:rFonts w:asciiTheme="majorHAnsi" w:eastAsiaTheme="majorEastAsia" w:hAnsiTheme="majorHAnsi" w:cstheme="majorBidi" w:ascii="Times New Roman" w:hAnsi="Times New Roman"/>
+      <w:rFonts w:asciiTheme="majorHAnsi" w:eastAsiaTheme="majorEastAsia" w:hAnsiTheme="majorHAnsi" w:cstheme="majorBidi"/>
       <w:b/>
       <w:bCs/>
-      <w:sz w:val="22"/>
+      <w:color w:val="4F81BD" w:themeColor="accent1"/>
     </w:rPr>
   </w:style>
   <w:style w:type="paragraph" w:styleId="Heading4">

--- a/testakten/insolvenz-asset-deal-chaincortex-ai-berlin/10_closing-memorandum.docx
+++ b/testakten/insolvenz-asset-deal-chaincortex-ai-berlin/10_closing-memorandum.docx
@@ -3,42 +3,69 @@
 <w:document xmlns:wpc="http://schemas.microsoft.com/office/word/2010/wordprocessingCanvas" xmlns:mo="http://schemas.microsoft.com/office/mac/office/2008/main" xmlns:mc="http://schemas.openxmlformats.org/markup-compatibility/2006" xmlns:mv="urn:schemas-microsoft-com:mac:vml" xmlns:o="urn:schemas-microsoft-com:office:office" xmlns:r="http://schemas.openxmlformats.org/officeDocument/2006/relationships" xmlns:m="http://schemas.openxmlformats.org/officeDocument/2006/math" xmlns:v="urn:schemas-microsoft-com:vml" xmlns:wp14="http://schemas.microsoft.com/office/word/2010/wordprocessingDrawing" xmlns:wp="http://schemas.openxmlformats.org/drawingml/2006/wordprocessingDrawing" xmlns:w10="urn:schemas-microsoft-com:office:word" xmlns:w="http://schemas.openxmlformats.org/wordprocessingml/2006/main" xmlns:w14="http://schemas.microsoft.com/office/word/2010/wordml" xmlns:wpg="http://schemas.microsoft.com/office/word/2010/wordprocessingGroup" xmlns:wpi="http://schemas.microsoft.com/office/word/2010/wordprocessingInk" xmlns:wne="http://schemas.microsoft.com/office/word/2006/wordml" xmlns:wps="http://schemas.microsoft.com/office/word/2010/wordprocessingShape" mc:Ignorable="w14 wp14">
   <w:body>
     <w:p>
+      <w:pPr>
+        <w:spacing w:after="160" w:line="259" w:lineRule="auto"/>
+      </w:pPr>
       <w:r>
         <w:rPr>
+          <w:rFonts w:ascii="Times New Roman" w:hAnsi="Times New Roman"/>
           <w:b/>
           <w:color w:val="1F3C54"/>
-          <w:sz w:val="25"/>
+          <w:sz w:val="28"/>
         </w:rPr>
         <w:t>Vorberg + Steinhausen Rechtsanwälte mbB</w:t>
       </w:r>
     </w:p>
     <w:p>
       <w:pPr>
-        <w:spacing w:after="160"/>
+        <w:spacing w:after="60" w:before="120" w:line="259" w:lineRule="auto"/>
       </w:pPr>
       <w:r>
+        <w:rPr>
+          <w:rFonts w:ascii="Times New Roman" w:hAnsi="Times New Roman"/>
+          <w:b/>
+          <w:sz w:val="22"/>
+        </w:rPr>
         <w:t>Kurfürstendamm 213, 10719 Berlin · Insolvenzverwaltung</w:t>
       </w:r>
     </w:p>
     <w:p>
+      <w:pPr>
+        <w:spacing w:before="120" w:after="60" w:line="259" w:lineRule="auto"/>
+      </w:pPr>
       <w:r>
         <w:rPr>
+          <w:rFonts w:ascii="Times New Roman" w:hAnsi="Times New Roman"/>
+          <w:b/>
           <w:color w:val="555555"/>
-          <w:sz w:val="18"/>
+          <w:sz w:val="22"/>
         </w:rPr>
         <w:t>AG Charlottenburg 36 IN 1342/26 · Closing-Vermerk · Datum: 01. Juli 2026</w:t>
       </w:r>
     </w:p>
-    <w:p/>
+    <w:p>
+      <w:pPr>
+        <w:spacing w:line="259" w:lineRule="auto" w:after="60"/>
+      </w:pPr>
+    </w:p>
     <w:p>
       <w:pPr>
         <w:pStyle w:val="Heading1"/>
+        <w:spacing w:before="120" w:after="60" w:line="259" w:lineRule="auto"/>
       </w:pPr>
       <w:r>
+        <w:rPr>
+          <w:rFonts w:ascii="Times New Roman" w:hAnsi="Times New Roman"/>
+          <w:b/>
+          <w:sz w:val="22"/>
+        </w:rPr>
         <w:t>Closing-Memorandum Asset Deal ChainCortex</w:t>
       </w:r>
     </w:p>
     <w:p>
+      <w:pPr>
+        <w:spacing w:line="259" w:lineRule="auto" w:after="60"/>
+      </w:pPr>
       <w:r>
         <w:rPr>
           <w:b/>
@@ -47,6 +74,9 @@
       </w:r>
     </w:p>
     <w:p>
+      <w:pPr>
+        <w:spacing w:line="259" w:lineRule="auto" w:after="60"/>
+      </w:pPr>
       <w:r>
         <w:t>Der Vollzug wurde am 01. Juli 2026 um 10:35 Uhr telefonisch zwischen Dr. Vorberg, RA Mathis Reuter, der Erwerberseite und dem Treuhandkonto der Notarin bestätigt. Die Zahlung des Barkaufpreises ist auf dem Anderkonto eingegangen.</w:t>
       </w:r>
@@ -54,12 +84,21 @@
     <w:p>
       <w:pPr>
         <w:pStyle w:val="Heading2"/>
+        <w:spacing w:before="120" w:after="60" w:line="259" w:lineRule="auto"/>
       </w:pPr>
       <w:r>
+        <w:rPr>
+          <w:rFonts w:ascii="Times New Roman" w:hAnsi="Times New Roman"/>
+          <w:b/>
+          <w:sz w:val="22"/>
+        </w:rPr>
         <w:t>Vollzugsvoraussetzungen</w:t>
       </w:r>
     </w:p>
     <w:p>
+      <w:pPr>
+        <w:spacing w:line="259" w:lineRule="auto" w:after="60"/>
+      </w:pPr>
       <w:r>
         <w:t>Vorlagen lagen vor: Zustimmung des Gläubigerausschusses, unterschriebenes Asset-Purchase-Agreement, Arbeitnehmerunterrichtungen, Liste der übergehenden Verträge, Quellcode-Übergabeprotokoll, Datenschutz-Anschreiben an Bestandskunden und Inventarliste der Hardware.</w:t>
       </w:r>
@@ -67,12 +106,16 @@
     <w:p>
       <w:pPr>
         <w:pStyle w:val="Heading2"/>
+        <w:spacing w:line="259" w:lineRule="auto" w:after="60"/>
       </w:pPr>
       <w:r>
         <w:t>Offene Nachläufe</w:t>
       </w:r>
     </w:p>
     <w:p>
+      <w:pPr>
+        <w:spacing w:line="259" w:lineRule="auto" w:after="60"/>
+      </w:pPr>
       <w:r>
         <w:t>Noch offen sind die Rückmeldung dreier B2B-Kunden zur Vertragsüberleitung, die DPMA-Umschreibung der Marke ChainCortex, die Löschung einzelner Altzugänge des früheren CTO und die Abschlussmeldung an das Insolvenzgericht.</w:t>
       </w:r>
@@ -80,20 +123,25 @@
     <w:p>
       <w:pPr>
         <w:pStyle w:val="Heading2"/>
+        <w:spacing w:line="259" w:lineRule="auto" w:after="60"/>
       </w:pPr>
       <w:r>
         <w:t>Risikovermerk</w:t>
       </w:r>
     </w:p>
     <w:p>
+      <w:pPr>
+        <w:spacing w:line="259" w:lineRule="auto" w:after="60"/>
+      </w:pPr>
       <w:r>
         <w:t>Der Erwerber übernimmt keinen nicht dokumentierten Alt-Datensatz. Kundendaten werden nur für aktive Verträge übertragen. Für Alt-Leads und abgelaufene Testaccounts bleibt die Schuldnerin beziehungsweise die Masse verantwortlich, soweit Löschung oder Archivierung erforderlich ist.</w:t>
       </w:r>
     </w:p>
     <w:sectPr>
       <w:footerReference w:type="default" r:id="rId9"/>
+      <w:headerReference w:type="default" r:id="rId10"/>
       <w:pgSz w:w="12240" w:h="15840"/>
-      <w:pgMar w:top="1134" w:right="1247" w:bottom="1020" w:left="1247" w:header="720" w:footer="720" w:gutter="0"/>
+      <w:pgMar w:top="1191" w:right="1247" w:bottom="1134" w:left="1361" w:header="720" w:footer="720" w:gutter="0"/>
       <w:cols w:space="720"/>
       <w:docGrid w:linePitch="360"/>
     </w:sectPr>
@@ -118,6 +166,28 @@
     </w:r>
   </w:p>
 </w:ftr>
+</file>
+
+<file path=word/header1.xml><?xml version="1.0" encoding="utf-8"?>
+<w:hdr xmlns:m="http://schemas.openxmlformats.org/officeDocument/2006/math" xmlns:mc="http://schemas.openxmlformats.org/markup-compatibility/2006" xmlns:mo="http://schemas.microsoft.com/office/mac/office/2008/main" xmlns:mv="urn:schemas-microsoft-com:mac:vml" xmlns:o="urn:schemas-microsoft-com:office:office" xmlns:r="http://schemas.openxmlformats.org/officeDocument/2006/relationships" xmlns:v="urn:schemas-microsoft-com:vml" xmlns:w10="urn:schemas-microsoft-com:office:word" xmlns:w14="http://schemas.microsoft.com/office/word/2010/wordml" xmlns:w="http://schemas.openxmlformats.org/wordprocessingml/2006/main" xmlns:wne="http://schemas.microsoft.com/office/word/2006/wordml" xmlns:wp14="http://schemas.microsoft.com/office/word/2010/wordprocessingDrawing" xmlns:wp="http://schemas.openxmlformats.org/drawingml/2006/wordprocessingDrawing" xmlns:wpc="http://schemas.microsoft.com/office/word/2010/wordprocessingCanvas" xmlns:wpg="http://schemas.microsoft.com/office/word/2010/wordprocessingGroup" xmlns:wpi="http://schemas.microsoft.com/office/word/2010/wordprocessingInk" xmlns:wps="http://schemas.microsoft.com/office/word/2010/wordprocessingShape" mc:Ignorable="w14 wp14">
+  <w:p>
+    <w:pPr>
+      <w:pStyle w:val="Header"/>
+      <w:jc w:val="left"/>
+    </w:pPr>
+    <w:r/>
+    <w:r>
+      <w:rPr>
+        <w:rFonts w:ascii="Times New Roman" w:hAnsi="Times New Roman"/>
+        <w:b w:val="0"/>
+        <w:i w:val="0"/>
+        <w:color w:val="666666"/>
+        <w:sz w:val="17"/>
+      </w:rPr>
+      <w:t>Lindenhof und Partner mbB | Insolvenz- und Restrukturierungsakte | Bearbeitungsstand Juli 2026</w:t>
+    </w:r>
+  </w:p>
+</w:hdr>
 </file>
 
 <file path=word/numbering.xml><?xml version="1.0" encoding="utf-8"?>
@@ -487,8 +557,8 @@
       <w:spacing w:after="100" w:line="259" w:lineRule="auto"/>
     </w:pPr>
     <w:rPr>
-      <w:rFonts w:ascii="Arial" w:hAnsi="Arial" w:eastAsia="Arial"/>
-      <w:sz w:val="21"/>
+      <w:rFonts w:ascii="Times New Roman" w:hAnsi="Times New Roman" w:eastAsia="Arial"/>
+      <w:sz w:val="22"/>
     </w:rPr>
   </w:style>
   <w:style w:type="paragraph" w:styleId="Header">
@@ -550,11 +620,11 @@
       <w:outlineLvl w:val="0"/>
     </w:pPr>
     <w:rPr>
-      <w:rFonts w:asciiTheme="majorHAnsi" w:eastAsiaTheme="majorEastAsia" w:hAnsiTheme="majorHAnsi" w:cstheme="majorBidi" w:ascii="Arial" w:hAnsi="Arial" w:eastAsia="Arial"/>
+      <w:rFonts w:asciiTheme="majorHAnsi" w:eastAsiaTheme="majorEastAsia" w:hAnsiTheme="majorHAnsi" w:cstheme="majorBidi" w:ascii="Times New Roman" w:hAnsi="Times New Roman" w:eastAsia="Arial"/>
       <w:b/>
       <w:bCs/>
       <w:color w:val="1F3C54"/>
-      <w:sz w:val="30"/>
+      <w:sz w:val="28"/>
       <w:szCs w:val="28"/>
     </w:rPr>
   </w:style>
@@ -574,7 +644,7 @@
       <w:outlineLvl w:val="1"/>
     </w:pPr>
     <w:rPr>
-      <w:rFonts w:asciiTheme="majorHAnsi" w:eastAsiaTheme="majorEastAsia" w:hAnsiTheme="majorHAnsi" w:cstheme="majorBidi" w:ascii="Arial" w:hAnsi="Arial" w:eastAsia="Arial"/>
+      <w:rFonts w:asciiTheme="majorHAnsi" w:eastAsiaTheme="majorEastAsia" w:hAnsiTheme="majorHAnsi" w:cstheme="majorBidi" w:ascii="Times New Roman" w:hAnsi="Times New Roman" w:eastAsia="Arial"/>
       <w:b/>
       <w:bCs/>
       <w:color w:val="1F3C54"/>
@@ -839,11 +909,12 @@
       <w:contextualSpacing/>
     </w:pPr>
     <w:rPr>
-      <w:rFonts w:asciiTheme="majorHAnsi" w:eastAsiaTheme="majorEastAsia" w:hAnsiTheme="majorHAnsi" w:cstheme="majorBidi"/>
+      <w:rFonts w:asciiTheme="majorHAnsi" w:eastAsiaTheme="majorEastAsia" w:hAnsiTheme="majorHAnsi" w:cstheme="majorBidi" w:ascii="Times New Roman" w:hAnsi="Times New Roman"/>
+      <w:b/>
       <w:color w:val="17365D" w:themeColor="text2" w:themeShade="BF"/>
       <w:spacing w:val="5"/>
       <w:kern w:val="28"/>
-      <w:sz w:val="52"/>
+      <w:sz w:val="30"/>
       <w:szCs w:val="52"/>
     </w:rPr>
   </w:style>
